--- a/Science Books/QED Course/Lesson 18 Why the Schrodinger Equation Is Not Enough.docx
+++ b/Science Books/QED Course/Lesson 18 Why the Schrodinger Equation Is Not Enough.docx
@@ -499,7 +499,51 @@
       <m:oMathPara>
         <m:oMath>
           <m:r>
-            <m:t xml:space="preserve">Ĥψ = √(p̂²+m²) ψ</m:t>
+            <m:t xml:space="preserve">Ĥψ</m:t>
+          </m:r>
+          <m:r>
+            <m:t xml:space="preserve">=</m:t>
+          </m:r>
+          <m:r>
+            <m:t xml:space="preserve">√</m:t>
+          </m:r>
+          <m:d>
+            <m:dPr/>
+            <m:e>
+              <m:sSup>
+                <m:e>
+                  <m:r>
+                    <m:t xml:space="preserve">p̂</m:t>
+                  </m:r>
+                </m:e>
+                <m:sup>
+                  <m:r>
+                    <m:t xml:space="preserve">2</m:t>
+                  </m:r>
+                </m:sup>
+              </m:sSup>
+              <m:r>
+                <m:t xml:space="preserve">+</m:t>
+              </m:r>
+              <m:sSup>
+                <m:e>
+                  <m:r>
+                    <m:t xml:space="preserve">m</m:t>
+                  </m:r>
+                </m:e>
+                <m:sup>
+                  <m:r>
+                    <m:t xml:space="preserve">2</m:t>
+                  </m:r>
+                </m:sup>
+              </m:sSup>
+            </m:e>
+          </m:d>
+          <m:r>
+            <m:t xml:space="preserve"> </m:t>
+          </m:r>
+          <m:r>
+            <m:t xml:space="preserve">ψ</m:t>
           </m:r>
         </m:oMath>
       </m:oMathPara>
@@ -525,7 +569,155 @@
       <m:oMathPara>
         <m:oMath>
           <m:r>
-            <m:t xml:space="preserve">√(p̂²+m²) = m√(1+p̂²/m²) = m + p̂²/(2m) − p̂⁴/(8m³) + ⋯</m:t>
+            <m:t xml:space="preserve">√</m:t>
+          </m:r>
+          <m:d>
+            <m:dPr/>
+            <m:e>
+              <m:sSup>
+                <m:e>
+                  <m:r>
+                    <m:t xml:space="preserve">p̂</m:t>
+                  </m:r>
+                </m:e>
+                <m:sup>
+                  <m:r>
+                    <m:t xml:space="preserve">2</m:t>
+                  </m:r>
+                </m:sup>
+              </m:sSup>
+              <m:r>
+                <m:t xml:space="preserve">+</m:t>
+              </m:r>
+              <m:sSup>
+                <m:e>
+                  <m:r>
+                    <m:t xml:space="preserve">m</m:t>
+                  </m:r>
+                </m:e>
+                <m:sup>
+                  <m:r>
+                    <m:t xml:space="preserve">2</m:t>
+                  </m:r>
+                </m:sup>
+              </m:sSup>
+            </m:e>
+          </m:d>
+          <m:r>
+            <m:t xml:space="preserve">=</m:t>
+          </m:r>
+          <m:r>
+            <m:t xml:space="preserve">m√</m:t>
+          </m:r>
+          <m:d>
+            <m:dPr/>
+            <m:e>
+              <m:r>
+                <m:t xml:space="preserve">1</m:t>
+              </m:r>
+              <m:r>
+                <m:t xml:space="preserve">+</m:t>
+              </m:r>
+              <m:f>
+                <m:num>
+                  <m:sSup>
+                    <m:e>
+                      <m:r>
+                        <m:t xml:space="preserve">p̂</m:t>
+                      </m:r>
+                    </m:e>
+                    <m:sup>
+                      <m:r>
+                        <m:t xml:space="preserve">2</m:t>
+                      </m:r>
+                    </m:sup>
+                  </m:sSup>
+                </m:num>
+                <m:den>
+                  <m:sSup>
+                    <m:e>
+                      <m:r>
+                        <m:t xml:space="preserve">m</m:t>
+                      </m:r>
+                    </m:e>
+                    <m:sup>
+                      <m:r>
+                        <m:t xml:space="preserve">2</m:t>
+                      </m:r>
+                    </m:sup>
+                  </m:sSup>
+                </m:den>
+              </m:f>
+            </m:e>
+          </m:d>
+          <m:r>
+            <m:t xml:space="preserve">=</m:t>
+          </m:r>
+          <m:r>
+            <m:t xml:space="preserve">m</m:t>
+          </m:r>
+          <m:r>
+            <m:t xml:space="preserve">+</m:t>
+          </m:r>
+          <m:f>
+            <m:num>
+              <m:sSup>
+                <m:e>
+                  <m:r>
+                    <m:t xml:space="preserve">p̂</m:t>
+                  </m:r>
+                </m:e>
+                <m:sup>
+                  <m:r>
+                    <m:t xml:space="preserve">2</m:t>
+                  </m:r>
+                </m:sup>
+              </m:sSup>
+            </m:num>
+            <m:den>
+              <m:r>
+                <m:t xml:space="preserve">2m</m:t>
+              </m:r>
+            </m:den>
+          </m:f>
+          <m:r>
+            <m:t xml:space="preserve">−</m:t>
+          </m:r>
+          <m:f>
+            <m:num>
+              <m:sSup>
+                <m:e>
+                  <m:r>
+                    <m:t xml:space="preserve">p̂</m:t>
+                  </m:r>
+                </m:e>
+                <m:sup>
+                  <m:r>
+                    <m:t xml:space="preserve">4</m:t>
+                  </m:r>
+                </m:sup>
+              </m:sSup>
+            </m:num>
+            <m:den>
+              <m:sSup>
+                <m:e>
+                  <m:r>
+                    <m:t xml:space="preserve">8m</m:t>
+                  </m:r>
+                </m:e>
+                <m:sup>
+                  <m:r>
+                    <m:t xml:space="preserve">3</m:t>
+                  </m:r>
+                </m:sup>
+              </m:sSup>
+            </m:den>
+          </m:f>
+          <m:r>
+            <m:t xml:space="preserve">+</m:t>
+          </m:r>
+          <m:r>
+            <m:t xml:space="preserve">⋯</m:t>
           </m:r>
         </m:oMath>
       </m:oMathPara>
@@ -589,8 +781,80 @@
       </w:pPr>
       <m:oMathPara>
         <m:oMath>
+          <m:sSub>
+            <m:e>
+              <m:r>
+                <m:t xml:space="preserve">Ĥ</m:t>
+              </m:r>
+            </m:e>
+            <m:sub>
+              <m:r>
+                <m:t xml:space="preserve">D</m:t>
+              </m:r>
+            </m:sub>
+          </m:sSub>
           <m:r>
-            <m:t xml:space="preserve">Ĥ_D = α·p̂ + βm = αₓp̂ₓ + αᵧp̂ᵧ + α_zp̂_z + βm</m:t>
+            <m:t xml:space="preserve">=</m:t>
+          </m:r>
+          <m:r>
+            <m:t xml:space="preserve">α</m:t>
+          </m:r>
+          <m:r>
+            <m:t xml:space="preserve">·</m:t>
+          </m:r>
+          <m:r>
+            <m:t xml:space="preserve">p̂</m:t>
+          </m:r>
+          <m:r>
+            <m:t xml:space="preserve">+</m:t>
+          </m:r>
+          <m:r>
+            <m:t xml:space="preserve">βm</m:t>
+          </m:r>
+          <m:r>
+            <m:t xml:space="preserve">=</m:t>
+          </m:r>
+          <m:r>
+            <m:t xml:space="preserve">αₓp̂ₓ</m:t>
+          </m:r>
+          <m:r>
+            <m:t xml:space="preserve">+</m:t>
+          </m:r>
+          <m:r>
+            <m:t xml:space="preserve">αᵧp̂ᵧ</m:t>
+          </m:r>
+          <m:r>
+            <m:t xml:space="preserve">+</m:t>
+          </m:r>
+          <m:sSub>
+            <m:e>
+              <m:r>
+                <m:t xml:space="preserve">α</m:t>
+              </m:r>
+            </m:e>
+            <m:sub>
+              <m:r>
+                <m:t xml:space="preserve">z</m:t>
+              </m:r>
+            </m:sub>
+          </m:sSub>
+          <m:sSub>
+            <m:e>
+              <m:r>
+                <m:t xml:space="preserve">p̂</m:t>
+              </m:r>
+            </m:e>
+            <m:sub>
+              <m:r>
+                <m:t xml:space="preserve">z</m:t>
+              </m:r>
+            </m:sub>
+          </m:sSub>
+          <m:r>
+            <m:t xml:space="preserve">+</m:t>
+          </m:r>
+          <m:r>
+            <m:t xml:space="preserve">βm</m:t>
           </m:r>
         </m:oMath>
       </m:oMathPara>
@@ -620,9 +884,103 @@
       </w:pPr>
       <m:oMathPara>
         <m:oMath>
+          <m:sSubSup>
+            <m:e>
+              <m:r>
+                <m:t xml:space="preserve">Ĥ</m:t>
+              </m:r>
+            </m:e>
+            <m:sub>
+              <m:r>
+                <m:t xml:space="preserve">D</m:t>
+              </m:r>
+            </m:sub>
+            <m:sup>
+              <m:r>
+                <m:t xml:space="preserve">2</m:t>
+              </m:r>
+            </m:sup>
+          </m:sSubSup>
           <m:r>
-            <m:t xml:space="preserve">Ĥ_D² = Σᵢⱼ αᵢαⱼ p̂ᵢp̂ⱼ + m Σᵢ (αᵢβ+βαᵢ) p̂ᵢ + β²m²</m:t>
+            <m:t xml:space="preserve">=</m:t>
           </m:r>
+          <m:r>
+            <m:t xml:space="preserve">Σᵢⱼ</m:t>
+          </m:r>
+          <m:r>
+            <m:t xml:space="preserve"> </m:t>
+          </m:r>
+          <m:r>
+            <m:t xml:space="preserve">αᵢαⱼ</m:t>
+          </m:r>
+          <m:r>
+            <m:t xml:space="preserve"> </m:t>
+          </m:r>
+          <m:r>
+            <m:t xml:space="preserve">p̂ᵢp̂ⱼ</m:t>
+          </m:r>
+          <m:r>
+            <m:t xml:space="preserve">+</m:t>
+          </m:r>
+          <m:r>
+            <m:t xml:space="preserve">m</m:t>
+          </m:r>
+          <m:r>
+            <m:t xml:space="preserve"> </m:t>
+          </m:r>
+          <m:r>
+            <m:t xml:space="preserve">Σᵢ</m:t>
+          </m:r>
+          <m:r>
+            <m:t xml:space="preserve"> </m:t>
+          </m:r>
+          <m:d>
+            <m:dPr/>
+            <m:e>
+              <m:r>
+                <m:t xml:space="preserve">αᵢβ</m:t>
+              </m:r>
+              <m:r>
+                <m:t xml:space="preserve">+</m:t>
+              </m:r>
+              <m:r>
+                <m:t xml:space="preserve">βαᵢ</m:t>
+              </m:r>
+            </m:e>
+          </m:d>
+          <m:r>
+            <m:t xml:space="preserve"> </m:t>
+          </m:r>
+          <m:r>
+            <m:t xml:space="preserve">p̂ᵢ</m:t>
+          </m:r>
+          <m:r>
+            <m:t xml:space="preserve">+</m:t>
+          </m:r>
+          <m:sSup>
+            <m:e>
+              <m:r>
+                <m:t xml:space="preserve">β</m:t>
+              </m:r>
+            </m:e>
+            <m:sup>
+              <m:r>
+                <m:t xml:space="preserve">2</m:t>
+              </m:r>
+            </m:sup>
+          </m:sSup>
+          <m:sSup>
+            <m:e>
+              <m:r>
+                <m:t xml:space="preserve">m</m:t>
+              </m:r>
+            </m:e>
+            <m:sup>
+              <m:r>
+                <m:t xml:space="preserve">2</m:t>
+              </m:r>
+            </m:sup>
+          </m:sSup>
         </m:oMath>
       </m:oMathPara>
     </w:p>
@@ -639,7 +997,64 @@
       <m:oMathPara>
         <m:oMath>
           <m:r>
-            <m:t xml:space="preserve">αᵢαⱼ+αⱼαᵢ = 2δᵢⱼ I,    αᵢβ+βαᵢ = 0,    β² = I</m:t>
+            <m:t xml:space="preserve">αᵢαⱼ</m:t>
+          </m:r>
+          <m:r>
+            <m:t xml:space="preserve">+</m:t>
+          </m:r>
+          <m:r>
+            <m:t xml:space="preserve">αⱼαᵢ</m:t>
+          </m:r>
+          <m:r>
+            <m:t xml:space="preserve">=</m:t>
+          </m:r>
+          <m:r>
+            <m:t xml:space="preserve">2δᵢⱼ</m:t>
+          </m:r>
+          <m:r>
+            <m:t xml:space="preserve"> </m:t>
+          </m:r>
+          <m:r>
+            <m:t xml:space="preserve">I</m:t>
+          </m:r>
+          <m:r>
+            <m:t xml:space="preserve">,</m:t>
+          </m:r>
+          <m:r>
+            <m:t xml:space="preserve">αᵢβ</m:t>
+          </m:r>
+          <m:r>
+            <m:t xml:space="preserve">+</m:t>
+          </m:r>
+          <m:r>
+            <m:t xml:space="preserve">βαᵢ</m:t>
+          </m:r>
+          <m:r>
+            <m:t xml:space="preserve">=</m:t>
+          </m:r>
+          <m:r>
+            <m:t xml:space="preserve">0</m:t>
+          </m:r>
+          <m:r>
+            <m:t xml:space="preserve">,</m:t>
+          </m:r>
+          <m:sSup>
+            <m:e>
+              <m:r>
+                <m:t xml:space="preserve">β</m:t>
+              </m:r>
+            </m:e>
+            <m:sup>
+              <m:r>
+                <m:t xml:space="preserve">2</m:t>
+              </m:r>
+            </m:sup>
+          </m:sSup>
+          <m:r>
+            <m:t xml:space="preserve">=</m:t>
+          </m:r>
+          <m:r>
+            <m:t xml:space="preserve">I</m:t>
           </m:r>
         </m:oMath>
       </m:oMathPara>
@@ -657,7 +1072,76 @@
       <m:oMathPara>
         <m:oMath>
           <m:r>
-            <m:t xml:space="preserve">{αᵢ,αⱼ} = 2δᵢⱼ I,    {αᵢ,β} = 0,    β² = I</m:t>
+            <m:t xml:space="preserve">{</m:t>
+          </m:r>
+          <m:r>
+            <m:t xml:space="preserve">αᵢ</m:t>
+          </m:r>
+          <m:r>
+            <m:t xml:space="preserve">,</m:t>
+          </m:r>
+          <m:r>
+            <m:t xml:space="preserve">αⱼ</m:t>
+          </m:r>
+          <m:r>
+            <m:t xml:space="preserve">}</m:t>
+          </m:r>
+          <m:r>
+            <m:t xml:space="preserve">=</m:t>
+          </m:r>
+          <m:r>
+            <m:t xml:space="preserve">2δᵢⱼ</m:t>
+          </m:r>
+          <m:r>
+            <m:t xml:space="preserve"> </m:t>
+          </m:r>
+          <m:r>
+            <m:t xml:space="preserve">I</m:t>
+          </m:r>
+          <m:r>
+            <m:t xml:space="preserve">,</m:t>
+          </m:r>
+          <m:r>
+            <m:t xml:space="preserve">{</m:t>
+          </m:r>
+          <m:r>
+            <m:t xml:space="preserve">αᵢ</m:t>
+          </m:r>
+          <m:r>
+            <m:t xml:space="preserve">,</m:t>
+          </m:r>
+          <m:r>
+            <m:t xml:space="preserve">β</m:t>
+          </m:r>
+          <m:r>
+            <m:t xml:space="preserve">}</m:t>
+          </m:r>
+          <m:r>
+            <m:t xml:space="preserve">=</m:t>
+          </m:r>
+          <m:r>
+            <m:t xml:space="preserve">0</m:t>
+          </m:r>
+          <m:r>
+            <m:t xml:space="preserve">,</m:t>
+          </m:r>
+          <m:sSup>
+            <m:e>
+              <m:r>
+                <m:t xml:space="preserve">β</m:t>
+              </m:r>
+            </m:e>
+            <m:sup>
+              <m:r>
+                <m:t xml:space="preserve">2</m:t>
+              </m:r>
+            </m:sup>
+          </m:sSup>
+          <m:r>
+            <m:t xml:space="preserve">=</m:t>
+          </m:r>
+          <m:r>
+            <m:t xml:space="preserve">I</m:t>
           </m:r>
         </m:oMath>
       </m:oMathPara>
